--- a/CÔNG TY TNHH XNK THỰC PHẨM SONG DƯƠNG/SongDuong_ThayDoiThanhVien/SongDuong_HDCN.docx
+++ b/CÔNG TY TNHH XNK THỰC PHẨM SONG DƯƠNG/SongDuong_ThayDoiThanhVien/SongDuong_HDCN.docx
@@ -38,7 +38,6 @@
           <w:szCs w:val="26"/>
         </w:rPr>
       </w:pPr>
-      <w:proofErr w:type="spellStart"/>
       <w:r>
         <w:rPr>
           <w:rFonts w:ascii="Times New Roman" w:eastAsia="Times New Roman" w:hAnsi="Times New Roman"/>
@@ -48,105 +47,8 @@
           <w:sz w:val="26"/>
           <w:szCs w:val="26"/>
         </w:rPr>
-        <w:t>Độc</w:t>
-      </w:r>
-      <w:proofErr w:type="spellEnd"/>
-      <w:r>
-        <w:rPr>
-          <w:rFonts w:ascii="Times New Roman" w:eastAsia="Times New Roman" w:hAnsi="Times New Roman"/>
-          <w:b/>
-          <w:bCs/>
-          <w:color w:val="000000" w:themeColor="text1"/>
-          <w:sz w:val="26"/>
-          <w:szCs w:val="26"/>
-        </w:rPr>
-        <w:t xml:space="preserve"> </w:t>
-      </w:r>
-      <w:proofErr w:type="spellStart"/>
-      <w:r>
-        <w:rPr>
-          <w:rFonts w:ascii="Times New Roman" w:eastAsia="Times New Roman" w:hAnsi="Times New Roman"/>
-          <w:b/>
-          <w:bCs/>
-          <w:color w:val="000000" w:themeColor="text1"/>
-          <w:sz w:val="26"/>
-          <w:szCs w:val="26"/>
-        </w:rPr>
-        <w:t>lập</w:t>
-      </w:r>
-      <w:proofErr w:type="spellEnd"/>
-      <w:r>
-        <w:rPr>
-          <w:rFonts w:ascii="Times New Roman" w:eastAsia="Times New Roman" w:hAnsi="Times New Roman"/>
-          <w:b/>
-          <w:bCs/>
-          <w:color w:val="000000" w:themeColor="text1"/>
-          <w:sz w:val="26"/>
-          <w:szCs w:val="26"/>
-        </w:rPr>
-        <w:t xml:space="preserve"> – </w:t>
-      </w:r>
-      <w:proofErr w:type="spellStart"/>
-      <w:r>
-        <w:rPr>
-          <w:rFonts w:ascii="Times New Roman" w:eastAsia="Times New Roman" w:hAnsi="Times New Roman"/>
-          <w:b/>
-          <w:bCs/>
-          <w:color w:val="000000" w:themeColor="text1"/>
-          <w:sz w:val="26"/>
-          <w:szCs w:val="26"/>
-        </w:rPr>
-        <w:t>Tự</w:t>
-      </w:r>
-      <w:proofErr w:type="spellEnd"/>
-      <w:r>
-        <w:rPr>
-          <w:rFonts w:ascii="Times New Roman" w:eastAsia="Times New Roman" w:hAnsi="Times New Roman"/>
-          <w:b/>
-          <w:bCs/>
-          <w:color w:val="000000" w:themeColor="text1"/>
-          <w:sz w:val="26"/>
-          <w:szCs w:val="26"/>
-        </w:rPr>
-        <w:t xml:space="preserve"> do – </w:t>
-      </w:r>
-      <w:proofErr w:type="spellStart"/>
-      <w:r>
-        <w:rPr>
-          <w:rFonts w:ascii="Times New Roman" w:eastAsia="Times New Roman" w:hAnsi="Times New Roman"/>
-          <w:b/>
-          <w:bCs/>
-          <w:color w:val="000000" w:themeColor="text1"/>
-          <w:sz w:val="26"/>
-          <w:szCs w:val="26"/>
-        </w:rPr>
-        <w:t>Hạnh</w:t>
-      </w:r>
-      <w:proofErr w:type="spellEnd"/>
-      <w:r>
-        <w:rPr>
-          <w:rFonts w:ascii="Times New Roman" w:eastAsia="Times New Roman" w:hAnsi="Times New Roman"/>
-          <w:b/>
-          <w:bCs/>
-          <w:color w:val="000000" w:themeColor="text1"/>
-          <w:sz w:val="26"/>
-          <w:szCs w:val="26"/>
-        </w:rPr>
-        <w:t xml:space="preserve"> </w:t>
-      </w:r>
-      <w:proofErr w:type="spellStart"/>
-      <w:r>
-        <w:rPr>
-          <w:rFonts w:ascii="Times New Roman" w:eastAsia="Times New Roman" w:hAnsi="Times New Roman"/>
-          <w:b/>
-          <w:bCs/>
-          <w:color w:val="000000" w:themeColor="text1"/>
-          <w:sz w:val="26"/>
-          <w:szCs w:val="26"/>
-        </w:rPr>
-        <w:t>phúc</w:t>
-      </w:r>
-      <w:proofErr w:type="spellEnd"/>
+        <w:t>Độc lập – Tự do – Hạnh phúc</w:t>
+      </w:r>
     </w:p>
     <w:p>
       <w:pPr>
@@ -218,25 +120,7 @@
           <w:b/>
           <w:sz w:val="26"/>
         </w:rPr>
-        <w:t>(</w:t>
-      </w:r>
-      <w:proofErr w:type="spellStart"/>
-      <w:r>
-        <w:rPr>
-          <w:rFonts w:ascii="Times New Roman" w:eastAsia="Times New Roman" w:hAnsi="Times New Roman"/>
-          <w:b/>
-          <w:sz w:val="26"/>
-        </w:rPr>
-        <w:t>Số</w:t>
-      </w:r>
-      <w:proofErr w:type="spellEnd"/>
-      <w:r>
-        <w:rPr>
-          <w:rFonts w:ascii="Times New Roman" w:eastAsia="Times New Roman" w:hAnsi="Times New Roman"/>
-          <w:b/>
-          <w:sz w:val="26"/>
-        </w:rPr>
-        <w:t>: 01/HĐCN)</w:t>
+        <w:t>(Số: 01/HĐCN)</w:t>
       </w:r>
     </w:p>
     <w:p>
@@ -256,309 +140,28 @@
           <w:lang w:val="vi-VN"/>
         </w:rPr>
       </w:pPr>
-      <w:proofErr w:type="spellStart"/>
-      <w:r>
-        <w:rPr>
-          <w:rFonts w:ascii="Times New Roman" w:eastAsia="Times New Roman" w:hAnsi="Times New Roman"/>
-          <w:sz w:val="26"/>
-        </w:rPr>
-        <w:t>Hôm</w:t>
-      </w:r>
-      <w:proofErr w:type="spellEnd"/>
-      <w:r>
-        <w:rPr>
-          <w:rFonts w:ascii="Times New Roman" w:eastAsia="Times New Roman" w:hAnsi="Times New Roman"/>
-          <w:sz w:val="26"/>
-        </w:rPr>
-        <w:t xml:space="preserve"> nay, </w:t>
-      </w:r>
-      <w:proofErr w:type="spellStart"/>
-      <w:r>
-        <w:rPr>
-          <w:rFonts w:ascii="Times New Roman" w:eastAsia="Times New Roman" w:hAnsi="Times New Roman"/>
-          <w:sz w:val="26"/>
-        </w:rPr>
-        <w:t>ngày</w:t>
-      </w:r>
-      <w:proofErr w:type="spellEnd"/>
-      <w:r>
-        <w:rPr>
-          <w:rFonts w:ascii="Times New Roman" w:eastAsia="Times New Roman" w:hAnsi="Times New Roman"/>
-          <w:sz w:val="26"/>
-        </w:rPr>
-        <w:t xml:space="preserve"> 1 </w:t>
-      </w:r>
-      <w:proofErr w:type="spellStart"/>
-      <w:r>
-        <w:rPr>
-          <w:rFonts w:ascii="Times New Roman" w:eastAsia="Times New Roman" w:hAnsi="Times New Roman"/>
-          <w:sz w:val="26"/>
-        </w:rPr>
-        <w:t>tháng</w:t>
-      </w:r>
-      <w:proofErr w:type="spellEnd"/>
-      <w:r>
-        <w:rPr>
-          <w:rFonts w:ascii="Times New Roman" w:eastAsia="Times New Roman" w:hAnsi="Times New Roman"/>
-          <w:sz w:val="26"/>
-        </w:rPr>
-        <w:t xml:space="preserve"> 8 </w:t>
-      </w:r>
-      <w:proofErr w:type="spellStart"/>
-      <w:r>
-        <w:rPr>
-          <w:rFonts w:ascii="Times New Roman" w:eastAsia="Times New Roman" w:hAnsi="Times New Roman"/>
-          <w:sz w:val="26"/>
-        </w:rPr>
-        <w:t>năm</w:t>
-      </w:r>
-      <w:proofErr w:type="spellEnd"/>
-      <w:r>
-        <w:rPr>
-          <w:rFonts w:ascii="Times New Roman" w:eastAsia="Times New Roman" w:hAnsi="Times New Roman"/>
-          <w:sz w:val="26"/>
-        </w:rPr>
-        <w:t xml:space="preserve"> 2026 </w:t>
-      </w:r>
-      <w:proofErr w:type="spellStart"/>
-      <w:r>
-        <w:rPr>
-          <w:rFonts w:ascii="Times New Roman" w:eastAsia="Times New Roman" w:hAnsi="Times New Roman"/>
-          <w:sz w:val="26"/>
-        </w:rPr>
-        <w:t>tại</w:t>
-      </w:r>
-      <w:proofErr w:type="spellEnd"/>
-      <w:r>
-        <w:rPr>
-          <w:rFonts w:ascii="Times New Roman" w:eastAsia="Times New Roman" w:hAnsi="Times New Roman"/>
-          <w:sz w:val="26"/>
-        </w:rPr>
-        <w:t xml:space="preserve"> </w:t>
-      </w:r>
-      <w:proofErr w:type="spellStart"/>
-      <w:r>
-        <w:rPr>
-          <w:rFonts w:ascii="Times New Roman" w:eastAsia="Times New Roman" w:hAnsi="Times New Roman"/>
-          <w:sz w:val="26"/>
-        </w:rPr>
-        <w:t>trụ</w:t>
-      </w:r>
-      <w:proofErr w:type="spellEnd"/>
-      <w:r>
-        <w:rPr>
-          <w:rFonts w:ascii="Times New Roman" w:eastAsia="Times New Roman" w:hAnsi="Times New Roman"/>
-          <w:sz w:val="26"/>
-        </w:rPr>
-        <w:t xml:space="preserve"> </w:t>
-      </w:r>
-      <w:proofErr w:type="spellStart"/>
-      <w:r>
-        <w:rPr>
-          <w:rFonts w:ascii="Times New Roman" w:eastAsia="Times New Roman" w:hAnsi="Times New Roman"/>
-          <w:sz w:val="26"/>
-        </w:rPr>
-        <w:t>sở</w:t>
-      </w:r>
-      <w:proofErr w:type="spellEnd"/>
-      <w:r>
-        <w:rPr>
-          <w:rFonts w:ascii="Times New Roman" w:eastAsia="Times New Roman" w:hAnsi="Times New Roman"/>
-          <w:sz w:val="26"/>
-        </w:rPr>
-        <w:t xml:space="preserve"> CÔNG TY TNHH XNK THỰC PHẨM SONG DƯƠNG, </w:t>
-      </w:r>
-      <w:proofErr w:type="spellStart"/>
-      <w:r>
-        <w:rPr>
-          <w:rFonts w:ascii="Times New Roman" w:eastAsia="Times New Roman" w:hAnsi="Times New Roman"/>
-          <w:sz w:val="26"/>
-        </w:rPr>
-        <w:t>địa</w:t>
-      </w:r>
-      <w:proofErr w:type="spellEnd"/>
-      <w:r>
-        <w:rPr>
-          <w:rFonts w:ascii="Times New Roman" w:eastAsia="Times New Roman" w:hAnsi="Times New Roman"/>
-          <w:sz w:val="26"/>
-        </w:rPr>
-        <w:t xml:space="preserve"> </w:t>
-      </w:r>
-      <w:proofErr w:type="spellStart"/>
-      <w:r>
-        <w:rPr>
-          <w:rFonts w:ascii="Times New Roman" w:eastAsia="Times New Roman" w:hAnsi="Times New Roman"/>
-          <w:sz w:val="26"/>
-        </w:rPr>
-        <w:t>chỉ</w:t>
-      </w:r>
-      <w:proofErr w:type="spellEnd"/>
-      <w:r>
-        <w:rPr>
-          <w:rFonts w:ascii="Times New Roman" w:eastAsia="Times New Roman" w:hAnsi="Times New Roman"/>
-          <w:sz w:val="26"/>
-        </w:rPr>
-        <w:t xml:space="preserve"> </w:t>
-      </w:r>
-      <w:proofErr w:type="spellStart"/>
-      <w:r>
-        <w:rPr>
-          <w:rFonts w:ascii="Times New Roman" w:eastAsia="Times New Roman" w:hAnsi="Times New Roman"/>
-          <w:sz w:val="26"/>
-        </w:rPr>
-        <w:t>trụ</w:t>
-      </w:r>
-      <w:proofErr w:type="spellEnd"/>
-      <w:r>
-        <w:rPr>
-          <w:rFonts w:ascii="Times New Roman" w:eastAsia="Times New Roman" w:hAnsi="Times New Roman"/>
-          <w:sz w:val="26"/>
-        </w:rPr>
-        <w:t xml:space="preserve"> </w:t>
-      </w:r>
-      <w:proofErr w:type="spellStart"/>
-      <w:r>
-        <w:rPr>
-          <w:rFonts w:ascii="Times New Roman" w:eastAsia="Times New Roman" w:hAnsi="Times New Roman"/>
-          <w:sz w:val="26"/>
-        </w:rPr>
-        <w:t>sở</w:t>
-      </w:r>
-      <w:proofErr w:type="spellEnd"/>
-      <w:r>
-        <w:rPr>
-          <w:rFonts w:ascii="Times New Roman" w:eastAsia="Times New Roman" w:hAnsi="Times New Roman"/>
-          <w:sz w:val="26"/>
-        </w:rPr>
-        <w:t xml:space="preserve">: 9e/1L Khu </w:t>
-      </w:r>
-      <w:proofErr w:type="spellStart"/>
-      <w:r>
-        <w:rPr>
-          <w:rFonts w:ascii="Times New Roman" w:eastAsia="Times New Roman" w:hAnsi="Times New Roman"/>
-          <w:sz w:val="26"/>
-        </w:rPr>
-        <w:t>Phố</w:t>
-      </w:r>
-      <w:proofErr w:type="spellEnd"/>
-      <w:r>
-        <w:rPr>
-          <w:rFonts w:ascii="Times New Roman" w:eastAsia="Times New Roman" w:hAnsi="Times New Roman"/>
-          <w:sz w:val="26"/>
-        </w:rPr>
-        <w:t xml:space="preserve"> </w:t>
-      </w:r>
-      <w:proofErr w:type="spellStart"/>
-      <w:r>
-        <w:rPr>
-          <w:rFonts w:ascii="Times New Roman" w:eastAsia="Times New Roman" w:hAnsi="Times New Roman"/>
-          <w:sz w:val="26"/>
-        </w:rPr>
-        <w:t>Đồng</w:t>
-      </w:r>
-      <w:proofErr w:type="spellEnd"/>
-      <w:r>
-        <w:rPr>
-          <w:rFonts w:ascii="Times New Roman" w:eastAsia="Times New Roman" w:hAnsi="Times New Roman"/>
-          <w:sz w:val="26"/>
-        </w:rPr>
-        <w:t xml:space="preserve"> </w:t>
-      </w:r>
-      <w:proofErr w:type="gramStart"/>
-      <w:r>
-        <w:rPr>
-          <w:rFonts w:ascii="Times New Roman" w:eastAsia="Times New Roman" w:hAnsi="Times New Roman"/>
-          <w:sz w:val="26"/>
-        </w:rPr>
-        <w:t>An</w:t>
-      </w:r>
-      <w:proofErr w:type="gramEnd"/>
-      <w:r>
-        <w:rPr>
-          <w:rFonts w:ascii="Times New Roman" w:eastAsia="Times New Roman" w:hAnsi="Times New Roman"/>
-          <w:sz w:val="26"/>
-        </w:rPr>
-        <w:t xml:space="preserve"> 2, </w:t>
-      </w:r>
-      <w:proofErr w:type="spellStart"/>
-      <w:r>
-        <w:rPr>
-          <w:rFonts w:ascii="Times New Roman" w:eastAsia="Times New Roman" w:hAnsi="Times New Roman"/>
-          <w:sz w:val="26"/>
-        </w:rPr>
-        <w:t>Đường</w:t>
-      </w:r>
-      <w:proofErr w:type="spellEnd"/>
-      <w:r>
-        <w:rPr>
-          <w:rFonts w:ascii="Times New Roman" w:eastAsia="Times New Roman" w:hAnsi="Times New Roman"/>
-          <w:sz w:val="26"/>
-        </w:rPr>
-        <w:t xml:space="preserve"> Bình </w:t>
-      </w:r>
-      <w:proofErr w:type="spellStart"/>
-      <w:r>
-        <w:rPr>
-          <w:rFonts w:ascii="Times New Roman" w:eastAsia="Times New Roman" w:hAnsi="Times New Roman"/>
-          <w:sz w:val="26"/>
-        </w:rPr>
-        <w:t>Hòa</w:t>
-      </w:r>
-      <w:proofErr w:type="spellEnd"/>
-      <w:r>
-        <w:rPr>
-          <w:rFonts w:ascii="Times New Roman" w:eastAsia="Times New Roman" w:hAnsi="Times New Roman"/>
-          <w:sz w:val="26"/>
-        </w:rPr>
-        <w:t xml:space="preserve"> 24, </w:t>
-      </w:r>
-      <w:proofErr w:type="spellStart"/>
-      <w:r>
-        <w:rPr>
-          <w:rFonts w:ascii="Times New Roman" w:eastAsia="Times New Roman" w:hAnsi="Times New Roman"/>
-          <w:sz w:val="26"/>
-        </w:rPr>
-        <w:t>Phường</w:t>
-      </w:r>
-      <w:proofErr w:type="spellEnd"/>
-      <w:r>
-        <w:rPr>
-          <w:rFonts w:ascii="Times New Roman" w:eastAsia="Times New Roman" w:hAnsi="Times New Roman"/>
-          <w:sz w:val="26"/>
-        </w:rPr>
-        <w:t xml:space="preserve"> Bình Hòa, Thành </w:t>
-      </w:r>
-      <w:proofErr w:type="spellStart"/>
-      <w:r>
-        <w:rPr>
-          <w:rFonts w:ascii="Times New Roman" w:eastAsia="Times New Roman" w:hAnsi="Times New Roman"/>
-          <w:sz w:val="26"/>
-        </w:rPr>
-        <w:t>phố</w:t>
-      </w:r>
-      <w:proofErr w:type="spellEnd"/>
-      <w:r>
-        <w:rPr>
-          <w:rFonts w:ascii="Times New Roman" w:eastAsia="Times New Roman" w:hAnsi="Times New Roman"/>
-          <w:sz w:val="26"/>
-        </w:rPr>
-        <w:t xml:space="preserve"> </w:t>
-      </w:r>
-      <w:proofErr w:type="spellStart"/>
-      <w:r>
-        <w:rPr>
-          <w:rFonts w:ascii="Times New Roman" w:eastAsia="Times New Roman" w:hAnsi="Times New Roman"/>
-          <w:sz w:val="26"/>
-        </w:rPr>
-        <w:t>Hồ</w:t>
-      </w:r>
-      <w:proofErr w:type="spellEnd"/>
-      <w:r>
-        <w:rPr>
-          <w:rFonts w:ascii="Times New Roman" w:eastAsia="Times New Roman" w:hAnsi="Times New Roman"/>
-          <w:sz w:val="26"/>
-        </w:rPr>
-        <w:t xml:space="preserve"> Chí Minh, Việt Nam</w:t>
+      <w:r>
+        <w:rPr>
+          <w:rFonts w:ascii="Times New Roman" w:eastAsia="Times New Roman" w:hAnsi="Times New Roman"/>
+          <w:sz w:val="26"/>
+          <w:lang w:val="vi-VN"/>
+        </w:rPr>
+        <w:t xml:space="preserve">Hôm nay, ngày </w:t>
+      </w:r>
+      <w:r>
+        <w:rPr>
+          <w:rFonts w:ascii="Times New Roman" w:eastAsia="Times New Roman" w:hAnsi="Times New Roman"/>
+          <w:sz w:val="26"/>
+        </w:rPr>
+        <w:t>3</w:t>
+      </w:r>
+      <w:r>
+        <w:rPr>
+          <w:rFonts w:ascii="Times New Roman" w:eastAsia="Times New Roman" w:hAnsi="Times New Roman"/>
+          <w:sz w:val="26"/>
+          <w:lang w:val="vi-VN"/>
+        </w:rPr>
+        <w:t xml:space="preserve"> tháng 8 năm 2026 tại trụ sở CÔNG TY TNHH XNK THỰC PHẨM SONG DƯƠNG, địa chỉ trụ sở: 9e/1L Khu Phố Đồng An 2, Đường Bình Hòa 24, Phường Bình Hòa, Thành phố Hồ Chí Minh, Việt Nam</w:t>
       </w:r>
     </w:p>
     <w:p>
@@ -1427,12 +1030,18 @@
             <w:pPr>
               <w:spacing w:after="0"/>
               <w:jc w:val="center"/>
-            </w:pPr>
-          </w:p>
-          <w:p>
-            <w:pPr>
-              <w:spacing w:after="0"/>
-              <w:jc w:val="center"/>
+              <w:rPr>
+                <w:lang w:val="vi-VN"/>
+              </w:rPr>
+            </w:pPr>
+          </w:p>
+          <w:p>
+            <w:pPr>
+              <w:spacing w:after="0"/>
+              <w:jc w:val="center"/>
+              <w:rPr>
+                <w:lang w:val="vi-VN"/>
+              </w:rPr>
             </w:pPr>
           </w:p>
           <w:p>
@@ -1556,12 +1165,18 @@
             <w:pPr>
               <w:spacing w:after="0"/>
               <w:jc w:val="center"/>
-            </w:pPr>
-          </w:p>
-          <w:p>
-            <w:pPr>
-              <w:spacing w:after="0"/>
-              <w:jc w:val="center"/>
+              <w:rPr>
+                <w:lang w:val="vi-VN"/>
+              </w:rPr>
+            </w:pPr>
+          </w:p>
+          <w:p>
+            <w:pPr>
+              <w:spacing w:after="0"/>
+              <w:jc w:val="center"/>
+              <w:rPr>
+                <w:lang w:val="vi-VN"/>
+              </w:rPr>
             </w:pPr>
           </w:p>
           <w:p>
@@ -1667,7 +1282,22 @@
                 <w:sz w:val="26"/>
                 <w:lang w:val="vi-VN"/>
               </w:rPr>
-              <w:t>(ngày 1 tháng 8 năm 2026 các bên đã hoàn tất việc chuyển nhượng theo Hợp đồng)</w:t>
+              <w:t xml:space="preserve">(ngày </w:t>
+            </w:r>
+            <w:r>
+              <w:rPr>
+                <w:rFonts w:ascii="Times New Roman" w:eastAsia="Times New Roman" w:hAnsi="Times New Roman"/>
+                <w:sz w:val="26"/>
+              </w:rPr>
+              <w:t>3</w:t>
+            </w:r>
+            <w:r>
+              <w:rPr>
+                <w:rFonts w:ascii="Times New Roman" w:eastAsia="Times New Roman" w:hAnsi="Times New Roman"/>
+                <w:sz w:val="26"/>
+                <w:lang w:val="vi-VN"/>
+              </w:rPr>
+              <w:t xml:space="preserve"> tháng 8 năm 2026 các bên đã hoàn tất việc chuyển nhượng theo Hợp đồng)</w:t>
             </w:r>
           </w:p>
           <w:p>
@@ -1719,12 +1349,18 @@
             <w:pPr>
               <w:spacing w:after="0"/>
               <w:jc w:val="center"/>
-            </w:pPr>
-          </w:p>
-          <w:p>
-            <w:pPr>
-              <w:spacing w:after="0"/>
-              <w:jc w:val="center"/>
+              <w:rPr>
+                <w:lang w:val="vi-VN"/>
+              </w:rPr>
+            </w:pPr>
+          </w:p>
+          <w:p>
+            <w:pPr>
+              <w:spacing w:after="0"/>
+              <w:jc w:val="center"/>
+              <w:rPr>
+                <w:lang w:val="vi-VN"/>
+              </w:rPr>
             </w:pPr>
           </w:p>
           <w:p>
@@ -2481,6 +2117,7 @@
   <w:style w:type="character" w:default="1" w:styleId="DefaultParagraphFont">
     <w:name w:val="Default Paragraph Font"/>
     <w:uiPriority w:val="1"/>
+    <w:semiHidden/>
     <w:unhideWhenUsed/>
   </w:style>
   <w:style w:type="table" w:default="1" w:styleId="TableNormal">
